--- a/reports/학부생_주간활동보고서_6주차_함태훈_22212334_261029.docx
+++ b/reports/학부생_주간활동보고서_6주차_함태훈_22212334_261029.docx
@@ -693,7 +693,7 @@
                 <w:spacing w:val="-20"/>
                 <w:sz w:val="16"/>
               </w:rPr>
-              <w:t xml:space="preserve">A2 armature 반영 후 자세별 Mᵢᵢ(pitch 0.268~1.068)에서 고정 kv로 튜닝함. pitch 400·31 / roll 350·27.5 / yaw 300·15 / elbow 300·11, 계단 0.2 rad 최악 OS 1.5 %·정착 0.29 s임.</w:t>
+              <w:t xml:space="preserve">A2 armature 반영 후 자세별 Mᵢᵢ(pitch 0.268~1.068)에서 고정 kv로 튜닝함. pitch 400·31 / roll 350·27.5 / yaw 300·15 / elbow 300·11, 계단 0.2 rad 최악(301자세) OS 2.75 %·정착 0.30 s임.</w:t>
             </w:r>
           </w:p>
         </w:tc>
